--- a/public/uploads/contracts/draft-16.docx
+++ b/public/uploads/contracts/draft-16.docx
@@ -51,24 +51,24 @@
           <w:szCs w:val="28"/>
           <w:lang w:val="uz-Cyrl-UZ"/>
         </w:rPr>
-        <w:t xml:space="preserve">2026 йил 26-июн          А-26-SS5TO-сон                                        Тошкент шаҳри ш.</w:t>
-      </w:r>
-    </w:p>
-    <w:p/>
-    <w:p>
-      <w:pPr>
-        <w:spacing w:after="0" w:line="240" w:lineRule="auto"/>
-        <w:ind w:firstLine="851"/>
-        <w:jc w:val="both"/>
-      </w:pPr>
-      <w:r>
-        <w:rPr>
-          <w:rFonts w:ascii="Times New Roman" w:hAnsi="Times New Roman" w:cs="Times New Roman"/>
-          <w:sz w:val="28"/>
-          <w:szCs w:val="28"/>
-          <w:lang w:val="uz-Cyrl-UZ"/>
-        </w:rPr>
-        <w:t xml:space="preserve">Кейинги ўринларда “Ижарага берувчи” деб номланадиган Тошкент шаҳар ҳокимияти томонидан ва кейинги ўринларда “Ижарага олувчи” деб номланадиган Қодирова Зухра («POLATOV BOYSUN GAZOVICH» МЧЖ) томонидан мазкур шартномани Ўзбекистон Республикаси Ягона интерактив давлат хизматлари портали орқали 2026 йил 26-июн да келиб тушган А-26-SS5TO-сон аризага биноан тузди.</w:t>
+        <w:t xml:space="preserve">2026 йил 30-июн          А-26-ND54U-сон                                        Тошкент шаҳри ш.</w:t>
+      </w:r>
+    </w:p>
+    <w:p/>
+    <w:p>
+      <w:pPr>
+        <w:spacing w:after="0" w:line="240" w:lineRule="auto"/>
+        <w:ind w:firstLine="851"/>
+        <w:jc w:val="both"/>
+      </w:pPr>
+      <w:r>
+        <w:rPr>
+          <w:rFonts w:ascii="Times New Roman" w:hAnsi="Times New Roman" w:cs="Times New Roman"/>
+          <w:sz w:val="28"/>
+          <w:szCs w:val="28"/>
+          <w:lang w:val="uz-Cyrl-UZ"/>
+        </w:rPr>
+        <w:t xml:space="preserve">Кейинги ўринларда “Ижарага берувчи” деб номланадиган Тошкент шаҳар ҳокимияти томонидан ва кейинги ўринларда “Ижарага олувчи” деб номланадиган Усмонов Сардор («SMART OFFICE» МЧЖ) томонидан мазкур шартномани Ўзбекистон Республикаси Ягона интерактив давлат хизматлари портали орқали 2026 йил 30-июн да келиб тушган А-26-ND54U-сон аризага биноан тузди.</w:t>
       </w:r>
     </w:p>
     <w:p/>
@@ -120,7 +120,7 @@
           <w:szCs w:val="28"/>
           <w:lang w:val="uz-Cyrl-UZ"/>
         </w:rPr>
-        <w:t xml:space="preserve">1.2. Ижарага берувчи ер участкасини 2026 йил 26-июн дан 1 (бир) йил муддатга ижарага беради, Ижарага олувчи эса ўзига тегишли бўлган Тошкент шаҳрининг Мирзо-Улуғбек туманидаги Мирзо-Улуғбек тумани, Алишер Навоий кўчаси, №109 манзилда жойлашган «POLATOV BOYSUN GAZOVICH» МЧЖ объекти (ер участкаси)га туташ ҳудуддаги кейинчалик “Ер участкаси” деб номланувчи 78 кв.м ер майдонни Умумий овқатланиш фаолиятини ташкил этиш учун ижарага олади.</w:t>
+        <w:t xml:space="preserve">1.2. Ижарага берувчи ер участкасини 2026 йил 30-июн дан 1 (бир) йил муддатга ижарага беради, Ижарага олувчи эса ўзига тегишли бўлган Тошкент шаҳрининг Мирзо-Улуғбек туманидаги Мирзо-Улуғбек тумани, Буюк ипак йўли кўчаси, №67 манзилда жойлашган «SMART OFFICE» МЧЖ объекти (ер участкаси)га туташ ҳудуддаги кейинчалик “Ер участкаси” деб номланувчи 64 кв.м ер майдонни Офис ижараси фаолиятини ташкил этиш учун ижарага олади.</w:t>
       </w:r>
     </w:p>
     <w:p/>
@@ -257,24 +257,24 @@
           <w:szCs w:val="28"/>
           <w:lang w:val="uz-Cyrl-UZ"/>
         </w:rPr>
-        <w:t xml:space="preserve">2.5. Ер участкаси тадбиркорлик фаолиятини амалга ошириш учун берилади ва қуйидаги мақсадда фойдаланилади: Умумий овқатланиш.</w:t>
-      </w:r>
-    </w:p>
-    <w:p/>
-    <w:p>
-      <w:pPr>
-        <w:spacing w:after="0" w:line="240" w:lineRule="auto"/>
-        <w:ind w:firstLine="851"/>
-        <w:jc w:val="both"/>
-      </w:pPr>
-      <w:r>
-        <w:rPr>
-          <w:rFonts w:ascii="Times New Roman" w:hAnsi="Times New Roman" w:cs="Times New Roman"/>
-          <w:sz w:val="28"/>
-          <w:szCs w:val="28"/>
-          <w:lang w:val="uz-Cyrl-UZ"/>
-        </w:rPr>
-        <w:t xml:space="preserve">2.6. Объект жойлашган кўча тури: Оддий кўча. Кадастр рақами: 10:11:01:05:05:0101.</w:t>
+        <w:t xml:space="preserve">2.5. Ер участкаси тадбиркорлик фаолиятини амалга ошириш учун берилади ва қуйидаги мақсадда фойдаланилади: Савдо сотиқ.</w:t>
+      </w:r>
+    </w:p>
+    <w:p/>
+    <w:p>
+      <w:pPr>
+        <w:spacing w:after="0" w:line="240" w:lineRule="auto"/>
+        <w:ind w:firstLine="851"/>
+        <w:jc w:val="both"/>
+      </w:pPr>
+      <w:r>
+        <w:rPr>
+          <w:rFonts w:ascii="Times New Roman" w:hAnsi="Times New Roman" w:cs="Times New Roman"/>
+          <w:sz w:val="28"/>
+          <w:szCs w:val="28"/>
+          <w:lang w:val="uz-Cyrl-UZ"/>
+        </w:rPr>
+        <w:t xml:space="preserve">2.6. Объект жойлашган кўча тури: Гастрономик кўча. Кадастр рақами: 10:11:04:07:01:0115.</w:t>
       </w:r>
     </w:p>
     <w:p/>
@@ -343,7 +343,7 @@
           <w:szCs w:val="28"/>
           <w:lang w:val="uz-Cyrl-UZ"/>
         </w:rPr>
-        <w:t xml:space="preserve">3.3. Ер участкаси учун йиллик ижара тўлови 42 120 000 сўмни ташкил этади ва йиллик ижара тўлов суммасининг тенг миқдорга бўлган ҳолда ҳар ойда (ойлик 3 510 000 сўм) амалга оширилади.</w:t>
+        <w:t xml:space="preserve">3.3. Ер участкаси учун йиллик ижара тўлови 34 560 000 сўмни ташкил этади ва йиллик ижара тўлов суммасининг тенг миқдорга бўлган ҳолда ҳар ойда (ойлик 2 880 000 сўм) амалга оширилади.</w:t>
       </w:r>
     </w:p>
     <w:p/>
@@ -1021,149 +1021,6 @@
         <w:t xml:space="preserve">Тарафларнинг юридик манзиллари ва реквизитлари:</w:t>
       </w:r>
     </w:p>
-    <w:p/>
-    <w:p/>
-    <w:tbl>
-      <w:tblPr>
-        <w:tblW w:w="9000" w:type="dxa"/>
-        <w:jc w:val="center"/>
-        <w:tblBorders>
-          <w:top w:val="none" w:sz="0" w:space="0"/>
-          <w:left w:val="none" w:sz="0" w:space="0"/>
-          <w:bottom w:val="none" w:sz="0" w:space="0"/>
-          <w:right w:val="none" w:sz="0" w:space="0"/>
-          <w:insideH w:val="none" w:sz="0" w:space="0"/>
-          <w:insideV w:val="none" w:sz="0" w:space="0"/>
-        </w:tblBorders>
-      </w:tblPr>
-      <w:tr>
-        <w:tc>
-          <w:tcPr>
-            <w:tcW w:w="3200" w:type="dxa"/>
-            <w:vAlign w:val="center"/>
-          </w:tcPr>
-          <w:p>
-            <w:pPr>
-              <w:jc w:val="left"/>
-              <w:spacing w:after="20" w:line="240" w:lineRule="auto"/>
-            </w:pPr>
-            <w:r>
-              <w:rPr>
-                <w:rFonts w:ascii="Times New Roman" w:hAnsi="Times New Roman" w:cs="Times New Roman"/>
-                <w:b/>
-                <w:bCs/>
-                <w:sz w:val="28"/>
-                <w:szCs w:val="28"/>
-                <w:lang w:val="uz-Cyrl-UZ"/>
-              </w:rPr>
-              <w:t xml:space="preserve">16-сон</w:t>
-            </w:r>
-          </w:p>
-          <w:p>
-            <w:pPr>
-              <w:jc w:val="left"/>
-              <w:spacing w:after="20" w:line="240" w:lineRule="auto"/>
-            </w:pPr>
-            <w:r>
-              <w:rPr>
-                <w:rFonts w:ascii="Times New Roman" w:hAnsi="Times New Roman" w:cs="Times New Roman"/>
-                <w:b/>
-                <w:bCs/>
-                <w:sz w:val="28"/>
-                <w:szCs w:val="28"/>
-                <w:lang w:val="uz-Cyrl-UZ"/>
-              </w:rPr>
-              <w:t xml:space="preserve">2026-йил 26-июн</w:t>
-            </w:r>
-          </w:p>
-        </w:tc>
-        <w:tc>
-          <w:tcPr>
-            <w:tcW w:w="2600" w:type="dxa"/>
-            <w:vAlign w:val="center"/>
-          </w:tcPr>
-          <w:p>
-            <w:pPr>
-              <w:jc w:val="center"/>
-              <w:spacing w:after="0"/>
-            </w:pPr>
-            <w:r>
-              <w:drawing>
-                <wp:inline distT="0" distB="0" distL="0" distR="0">
-                  <wp:extent cx="990000" cy="990000"/>
-                  <wp:effectExtent l="0" t="0" r="0" b="0"/>
-                  <wp:docPr id="1" name="QR1"/>
-                  <wp:cNvGraphicFramePr/>
-                  <a:graphic xmlns:a="http://schemas.openxmlformats.org/drawingml/2006/main">
-                    <a:graphicData uri="http://schemas.openxmlformats.org/drawingml/2006/picture">
-                      <pic:pic xmlns:pic="http://schemas.openxmlformats.org/drawingml/2006/picture">
-                        <pic:nvPicPr>
-                          <pic:cNvPr id="1" name="QR1"/>
-                          <pic:cNvPicPr/>
-                        </pic:nvPicPr>
-                        <pic:blipFill>
-                          <a:blip r:embed="rIdImg1"/>
-                          <a:stretch>
-                            <a:fillRect/>
-                          </a:stretch>
-                        </pic:blipFill>
-                        <pic:spPr>
-                          <a:xfrm>
-                            <a:off x="0" y="0"/>
-                            <a:ext cx="990000" cy="990000"/>
-                          </a:xfrm>
-                          <a:prstGeom prst="rect">
-                            <a:avLst/>
-                          </a:prstGeom>
-                        </pic:spPr>
-                      </pic:pic>
-                    </a:graphicData>
-                  </a:graphic>
-                </wp:inline>
-              </w:drawing>
-            </w:r>
-          </w:p>
-        </w:tc>
-        <w:tc>
-          <w:tcPr>
-            <w:tcW w:w="3200" w:type="dxa"/>
-            <w:vAlign w:val="center"/>
-          </w:tcPr>
-          <w:p>
-            <w:pPr>
-              <w:jc w:val="right"/>
-              <w:spacing w:after="20" w:line="240" w:lineRule="auto"/>
-            </w:pPr>
-            <w:r>
-              <w:rPr>
-                <w:rFonts w:ascii="Times New Roman" w:hAnsi="Times New Roman" w:cs="Times New Roman"/>
-                <w:b/>
-                <w:bCs/>
-                <w:sz w:val="28"/>
-                <w:szCs w:val="28"/>
-                <w:lang w:val="uz-Cyrl-UZ"/>
-              </w:rPr>
-              <w:t xml:space="preserve">Ш. Каримов</w:t>
-            </w:r>
-          </w:p>
-          <w:p>
-            <w:pPr>
-              <w:jc w:val="right"/>
-              <w:spacing w:after="20" w:line="240" w:lineRule="auto"/>
-            </w:pPr>
-            <w:r>
-              <w:rPr>
-                <w:rFonts w:ascii="Times New Roman" w:hAnsi="Times New Roman" w:cs="Times New Roman"/>
-                <w:sz w:val="28"/>
-                <w:szCs w:val="28"/>
-                <w:lang w:val="uz-Cyrl-UZ"/>
-              </w:rPr>
-              <w:t xml:space="preserve">Бошқарув раиси</w:t>
-            </w:r>
-          </w:p>
-        </w:tc>
-      </w:tr>
-    </w:tbl>
     <w:p/>
     <w:tbl>
       <w:tblPr>
@@ -1296,16 +1153,87 @@
           <w:p>
             <w:pPr>
               <w:jc w:val="center"/>
-              <w:spacing w:after="20"/>
-            </w:pPr>
-            <w:r>
-              <w:rPr>
-                <w:rFonts w:ascii="Times New Roman" w:hAnsi="Times New Roman" w:cs="Times New Roman"/>
-                <w:sz w:val="28"/>
-                <w:szCs w:val="28"/>
-                <w:lang w:val="uz-Cyrl-UZ"/>
-              </w:rPr>
-              <w:t xml:space="preserve">Е-ИМЗО билан тасдиқланган (юқорида)</w:t>
+              <w:spacing w:after="0"/>
+            </w:pPr>
+            <w:r>
+              <w:drawing>
+                <wp:inline distT="0" distB="0" distL="0" distR="0">
+                  <wp:extent cx="760000" cy="760000"/>
+                  <wp:effectExtent l="0" t="0" r="0" b="0"/>
+                  <wp:docPr id="1" name="QR1"/>
+                  <wp:cNvGraphicFramePr/>
+                  <a:graphic xmlns:a="http://schemas.openxmlformats.org/drawingml/2006/main">
+                    <a:graphicData uri="http://schemas.openxmlformats.org/drawingml/2006/picture">
+                      <pic:pic xmlns:pic="http://schemas.openxmlformats.org/drawingml/2006/picture">
+                        <pic:nvPicPr>
+                          <pic:cNvPr id="1" name="QR1"/>
+                          <pic:cNvPicPr/>
+                        </pic:nvPicPr>
+                        <pic:blipFill>
+                          <a:blip r:embed="rIdImg1"/>
+                          <a:stretch>
+                            <a:fillRect/>
+                          </a:stretch>
+                        </pic:blipFill>
+                        <pic:spPr>
+                          <a:xfrm>
+                            <a:off x="0" y="0"/>
+                            <a:ext cx="760000" cy="760000"/>
+                          </a:xfrm>
+                          <a:prstGeom prst="rect">
+                            <a:avLst/>
+                          </a:prstGeom>
+                        </pic:spPr>
+                      </pic:pic>
+                    </a:graphicData>
+                  </a:graphic>
+                </wp:inline>
+              </w:drawing>
+            </w:r>
+          </w:p>
+          <w:p>
+            <w:pPr>
+              <w:jc w:val="center"/>
+              <w:spacing w:after="20"/>
+            </w:pPr>
+            <w:r>
+              <w:rPr>
+                <w:rFonts w:ascii="Times New Roman" w:hAnsi="Times New Roman" w:cs="Times New Roman"/>
+                <w:sz w:val="28"/>
+                <w:szCs w:val="28"/>
+                <w:lang w:val="uz-Cyrl-UZ"/>
+              </w:rPr>
+              <w:t xml:space="preserve">Е-ИМЗО: Ш. Каримов</w:t>
+            </w:r>
+          </w:p>
+          <w:p>
+            <w:pPr>
+              <w:jc w:val="center"/>
+              <w:spacing w:after="20"/>
+            </w:pPr>
+            <w:r>
+              <w:rPr>
+                <w:rFonts w:ascii="Times New Roman" w:hAnsi="Times New Roman" w:cs="Times New Roman"/>
+                <w:sz w:val="28"/>
+                <w:szCs w:val="28"/>
+                <w:lang w:val="uz-Cyrl-UZ"/>
+              </w:rPr>
+              <w:t xml:space="preserve">Бошқарув раиси</w:t>
+            </w:r>
+          </w:p>
+          <w:p>
+            <w:pPr>
+              <w:jc w:val="center"/>
+              <w:spacing w:after="20"/>
+            </w:pPr>
+            <w:r>
+              <w:rPr>
+                <w:rFonts w:ascii="Times New Roman" w:hAnsi="Times New Roman" w:cs="Times New Roman"/>
+                <w:sz w:val="28"/>
+                <w:szCs w:val="28"/>
+                <w:lang w:val="uz-Cyrl-UZ"/>
+              </w:rPr>
+              <w:t xml:space="preserve">16-сон, 2026-йил 30-июн</w:t>
             </w:r>
           </w:p>
         </w:tc>
@@ -1346,52 +1274,52 @@
                 <w:szCs w:val="28"/>
                 <w:lang w:val="uz-Cyrl-UZ"/>
               </w:rPr>
-              <w:t xml:space="preserve">«POLATOV BOYSUN GAZOVICH» МЧЖ</w:t>
-            </w:r>
-          </w:p>
-          <w:p>
-            <w:pPr>
-              <w:jc w:val="center"/>
-              <w:spacing w:after="20"/>
-            </w:pPr>
-            <w:r>
-              <w:rPr>
-                <w:rFonts w:ascii="Times New Roman" w:hAnsi="Times New Roman" w:cs="Times New Roman"/>
-                <w:sz w:val="28"/>
-                <w:szCs w:val="28"/>
-                <w:lang w:val="uz-Cyrl-UZ"/>
-              </w:rPr>
-              <w:t xml:space="preserve">ФИО: Қодирова Зухра</w:t>
-            </w:r>
-          </w:p>
-          <w:p>
-            <w:pPr>
-              <w:jc w:val="center"/>
-              <w:spacing w:after="20"/>
-            </w:pPr>
-            <w:r>
-              <w:rPr>
-                <w:rFonts w:ascii="Times New Roman" w:hAnsi="Times New Roman" w:cs="Times New Roman"/>
-                <w:sz w:val="28"/>
-                <w:szCs w:val="28"/>
-                <w:lang w:val="uz-Cyrl-UZ"/>
-              </w:rPr>
-              <w:t xml:space="preserve">Манзил: Мирзо-Улуғбек тумани, Алишер Навоий кўчаси, №109</w:t>
-            </w:r>
-          </w:p>
-          <w:p>
-            <w:pPr>
-              <w:jc w:val="center"/>
-              <w:spacing w:after="20"/>
-            </w:pPr>
-            <w:r>
-              <w:rPr>
-                <w:rFonts w:ascii="Times New Roman" w:hAnsi="Times New Roman" w:cs="Times New Roman"/>
-                <w:sz w:val="28"/>
-                <w:szCs w:val="28"/>
-                <w:lang w:val="uz-Cyrl-UZ"/>
-              </w:rPr>
-              <w:t xml:space="preserve">СТИР (ЖШШИР): 30000000066666</w:t>
+              <w:t xml:space="preserve">«SMART OFFICE» МЧЖ</w:t>
+            </w:r>
+          </w:p>
+          <w:p>
+            <w:pPr>
+              <w:jc w:val="center"/>
+              <w:spacing w:after="20"/>
+            </w:pPr>
+            <w:r>
+              <w:rPr>
+                <w:rFonts w:ascii="Times New Roman" w:hAnsi="Times New Roman" w:cs="Times New Roman"/>
+                <w:sz w:val="28"/>
+                <w:szCs w:val="28"/>
+                <w:lang w:val="uz-Cyrl-UZ"/>
+              </w:rPr>
+              <w:t xml:space="preserve">ФИО: Усмонов Сардор</w:t>
+            </w:r>
+          </w:p>
+          <w:p>
+            <w:pPr>
+              <w:jc w:val="center"/>
+              <w:spacing w:after="20"/>
+            </w:pPr>
+            <w:r>
+              <w:rPr>
+                <w:rFonts w:ascii="Times New Roman" w:hAnsi="Times New Roman" w:cs="Times New Roman"/>
+                <w:sz w:val="28"/>
+                <w:szCs w:val="28"/>
+                <w:lang w:val="uz-Cyrl-UZ"/>
+              </w:rPr>
+              <w:t xml:space="preserve">Манзил: Мирзо-Улуғбек тумани, Буюк ипак йўли кўчаси, №67</w:t>
+            </w:r>
+          </w:p>
+          <w:p>
+            <w:pPr>
+              <w:jc w:val="center"/>
+              <w:spacing w:after="20"/>
+            </w:pPr>
+            <w:r>
+              <w:rPr>
+                <w:rFonts w:ascii="Times New Roman" w:hAnsi="Times New Roman" w:cs="Times New Roman"/>
+                <w:sz w:val="28"/>
+                <w:szCs w:val="28"/>
+                <w:lang w:val="uz-Cyrl-UZ"/>
+              </w:rPr>
+              <w:t xml:space="preserve">СТИР (ЖШШИР): 30000000022222</w:t>
             </w:r>
           </w:p>
           <w:p>

--- a/public/uploads/contracts/draft-16.docx
+++ b/public/uploads/contracts/draft-16.docx
@@ -51,24 +51,24 @@
           <w:szCs w:val="28"/>
           <w:lang w:val="uz-Cyrl-UZ"/>
         </w:rPr>
-        <w:t xml:space="preserve">2026 йил 30-июн          А-26-ND54U-сон                                        Тошкент шаҳри ш.</w:t>
-      </w:r>
-    </w:p>
-    <w:p/>
-    <w:p>
-      <w:pPr>
-        <w:spacing w:after="0" w:line="240" w:lineRule="auto"/>
-        <w:ind w:firstLine="851"/>
-        <w:jc w:val="both"/>
-      </w:pPr>
-      <w:r>
-        <w:rPr>
-          <w:rFonts w:ascii="Times New Roman" w:hAnsi="Times New Roman" w:cs="Times New Roman"/>
-          <w:sz w:val="28"/>
-          <w:szCs w:val="28"/>
-          <w:lang w:val="uz-Cyrl-UZ"/>
-        </w:rPr>
-        <w:t xml:space="preserve">Кейинги ўринларда “Ижарага берувчи” деб номланадиган Тошкент шаҳар ҳокимияти томонидан ва кейинги ўринларда “Ижарага олувчи” деб номланадиган Усмонов Сардор («SMART OFFICE» МЧЖ) томонидан мазкур шартномани Ўзбекистон Республикаси Ягона интерактив давлат хизматлари портали орқали 2026 йил 30-июн да келиб тушган А-26-ND54U-сон аризага биноан тузди.</w:t>
+        <w:t xml:space="preserve">2026 йил 1-июл          А-26-IU5FJ-сон                                        Тошкент шаҳри ш.</w:t>
+      </w:r>
+    </w:p>
+    <w:p/>
+    <w:p>
+      <w:pPr>
+        <w:spacing w:after="0" w:line="240" w:lineRule="auto"/>
+        <w:ind w:firstLine="851"/>
+        <w:jc w:val="both"/>
+      </w:pPr>
+      <w:r>
+        <w:rPr>
+          <w:rFonts w:ascii="Times New Roman" w:hAnsi="Times New Roman" w:cs="Times New Roman"/>
+          <w:sz w:val="28"/>
+          <w:szCs w:val="28"/>
+          <w:lang w:val="uz-Cyrl-UZ"/>
+        </w:rPr>
+        <w:t xml:space="preserve">Кейинги ўринларда “Ижарага берувчи” деб номланадиган Тошкент шаҳар ҳокимияти томонидан ва кейинги ўринларда “Ижарага олувчи” деб номланадиган Юлдашева Малика («SMART OFFICE» МЧЖ) томонидан мазкур шартномани Ўзбекистон Республикаси Ягона интерактив давлат хизматлари портали орқали 2026 йил 1-июл да келиб тушган А-26-IU5FJ-сон аризага биноан тузди.</w:t>
       </w:r>
     </w:p>
     <w:p/>
@@ -120,7 +120,7 @@
           <w:szCs w:val="28"/>
           <w:lang w:val="uz-Cyrl-UZ"/>
         </w:rPr>
-        <w:t xml:space="preserve">1.2. Ижарага берувчи ер участкасини 2026 йил 30-июн дан 1 (бир) йил муддатга ижарага беради, Ижарага олувчи эса ўзига тегишли бўлган Тошкент шаҳрининг Мирзо-Улуғбек туманидаги Мирзо-Улуғбек тумани, Буюк ипак йўли кўчаси, №67 манзилда жойлашган «SMART OFFICE» МЧЖ объекти (ер участкаси)га туташ ҳудуддаги кейинчалик “Ер участкаси” деб номланувчи 64 кв.м ер майдонни Офис ижараси фаолиятини ташкил этиш учун ижарага олади.</w:t>
+        <w:t xml:space="preserve">1.2. Ижарага берувчи ер участкасини 2026 йил 1-июл дан 1 (бир) йил муддатга ижарага беради, Ижарага олувчи эса ўзига тегишли бўлган Тошкент шаҳрининг Мирзо-Улуғбек туманидаги Мирзо-Улуғбек тумани, Ибн Сино кўчаси, №62 манзилда жойлашган «SMART OFFICE» МЧЖ объекти (ер участкаси)га туташ ҳудуддаги кейинчалик “Ер участкаси” деб номланувчи 55 кв.м ер майдонни Офис ижараси фаолиятини ташкил этиш учун ижарага олади.</w:t>
       </w:r>
     </w:p>
     <w:p/>
@@ -257,24 +257,24 @@
           <w:szCs w:val="28"/>
           <w:lang w:val="uz-Cyrl-UZ"/>
         </w:rPr>
-        <w:t xml:space="preserve">2.5. Ер участкаси тадбиркорлик фаолиятини амалга ошириш учун берилади ва қуйидаги мақсадда фойдаланилади: Савдо сотиқ.</w:t>
-      </w:r>
-    </w:p>
-    <w:p/>
-    <w:p>
-      <w:pPr>
-        <w:spacing w:after="0" w:line="240" w:lineRule="auto"/>
-        <w:ind w:firstLine="851"/>
-        <w:jc w:val="both"/>
-      </w:pPr>
-      <w:r>
-        <w:rPr>
-          <w:rFonts w:ascii="Times New Roman" w:hAnsi="Times New Roman" w:cs="Times New Roman"/>
-          <w:sz w:val="28"/>
-          <w:szCs w:val="28"/>
-          <w:lang w:val="uz-Cyrl-UZ"/>
-        </w:rPr>
-        <w:t xml:space="preserve">2.6. Объект жойлашган кўча тури: Гастрономик кўча. Кадастр рақами: 10:11:04:07:01:0115.</w:t>
+        <w:t xml:space="preserve">2.5. Ер участкаси тадбиркорлик фаолиятини амалга ошириш учун берилади ва қуйидаги мақсадда фойдаланилади: Умумий овқатланиш.</w:t>
+      </w:r>
+    </w:p>
+    <w:p/>
+    <w:p>
+      <w:pPr>
+        <w:spacing w:after="0" w:line="240" w:lineRule="auto"/>
+        <w:ind w:firstLine="851"/>
+        <w:jc w:val="both"/>
+      </w:pPr>
+      <w:r>
+        <w:rPr>
+          <w:rFonts w:ascii="Times New Roman" w:hAnsi="Times New Roman" w:cs="Times New Roman"/>
+          <w:sz w:val="28"/>
+          <w:szCs w:val="28"/>
+          <w:lang w:val="uz-Cyrl-UZ"/>
+        </w:rPr>
+        <w:t xml:space="preserve">2.6. Объект жойлашган кўча тури: Оддий кўча. Кадастр рақами: 10:11:01:05:03:0115.</w:t>
       </w:r>
     </w:p>
     <w:p/>
@@ -343,7 +343,7 @@
           <w:szCs w:val="28"/>
           <w:lang w:val="uz-Cyrl-UZ"/>
         </w:rPr>
-        <w:t xml:space="preserve">3.3. Ер участкаси учун йиллик ижара тўлови 34 560 000 сўмни ташкил этади ва йиллик ижара тўлов суммасининг тенг миқдорга бўлган ҳолда ҳар ойда (ойлик 2 880 000 сўм) амалга оширилади.</w:t>
+        <w:t xml:space="preserve">3.3. Ер участкаси учун йиллик ижара тўлови 29 700 000 сўмни ташкил этади ва йиллик ижара тўлов суммасининг тенг миқдорга бўлган ҳолда ҳар ойда (ойлик 2 475 000 сўм) амалга оширилади.</w:t>
       </w:r>
     </w:p>
     <w:p/>
@@ -1233,7 +1233,7 @@
                 <w:szCs w:val="28"/>
                 <w:lang w:val="uz-Cyrl-UZ"/>
               </w:rPr>
-              <w:t xml:space="preserve">16-сон, 2026-йил 30-июн</w:t>
+              <w:t xml:space="preserve">16-сон, 2026-йил 1-июл</w:t>
             </w:r>
           </w:p>
         </w:tc>
@@ -1289,37 +1289,37 @@
                 <w:szCs w:val="28"/>
                 <w:lang w:val="uz-Cyrl-UZ"/>
               </w:rPr>
-              <w:t xml:space="preserve">ФИО: Усмонов Сардор</w:t>
-            </w:r>
-          </w:p>
-          <w:p>
-            <w:pPr>
-              <w:jc w:val="center"/>
-              <w:spacing w:after="20"/>
-            </w:pPr>
-            <w:r>
-              <w:rPr>
-                <w:rFonts w:ascii="Times New Roman" w:hAnsi="Times New Roman" w:cs="Times New Roman"/>
-                <w:sz w:val="28"/>
-                <w:szCs w:val="28"/>
-                <w:lang w:val="uz-Cyrl-UZ"/>
-              </w:rPr>
-              <w:t xml:space="preserve">Манзил: Мирзо-Улуғбек тумани, Буюк ипак йўли кўчаси, №67</w:t>
-            </w:r>
-          </w:p>
-          <w:p>
-            <w:pPr>
-              <w:jc w:val="center"/>
-              <w:spacing w:after="20"/>
-            </w:pPr>
-            <w:r>
-              <w:rPr>
-                <w:rFonts w:ascii="Times New Roman" w:hAnsi="Times New Roman" w:cs="Times New Roman"/>
-                <w:sz w:val="28"/>
-                <w:szCs w:val="28"/>
-                <w:lang w:val="uz-Cyrl-UZ"/>
-              </w:rPr>
-              <w:t xml:space="preserve">СТИР (ЖШШИР): 30000000022222</w:t>
+              <w:t xml:space="preserve">ФИО: Юлдашева Малика</w:t>
+            </w:r>
+          </w:p>
+          <w:p>
+            <w:pPr>
+              <w:jc w:val="center"/>
+              <w:spacing w:after="20"/>
+            </w:pPr>
+            <w:r>
+              <w:rPr>
+                <w:rFonts w:ascii="Times New Roman" w:hAnsi="Times New Roman" w:cs="Times New Roman"/>
+                <w:sz w:val="28"/>
+                <w:szCs w:val="28"/>
+                <w:lang w:val="uz-Cyrl-UZ"/>
+              </w:rPr>
+              <w:t xml:space="preserve">Манзил: Мирзо-Улуғбек тумани, Ибн Сино кўчаси, №62</w:t>
+            </w:r>
+          </w:p>
+          <w:p>
+            <w:pPr>
+              <w:jc w:val="center"/>
+              <w:spacing w:after="20"/>
+            </w:pPr>
+            <w:r>
+              <w:rPr>
+                <w:rFonts w:ascii="Times New Roman" w:hAnsi="Times New Roman" w:cs="Times New Roman"/>
+                <w:sz w:val="28"/>
+                <w:szCs w:val="28"/>
+                <w:lang w:val="uz-Cyrl-UZ"/>
+              </w:rPr>
+              <w:t xml:space="preserve">СТИР (ЖШШИР): 30000000033333</w:t>
             </w:r>
           </w:p>
           <w:p>

--- a/public/uploads/contracts/draft-16.docx
+++ b/public/uploads/contracts/draft-16.docx
@@ -51,24 +51,24 @@
           <w:szCs w:val="28"/>
           <w:lang w:val="uz-Cyrl-UZ"/>
         </w:rPr>
-        <w:t xml:space="preserve">2026 йил 1-июл          А-26-IU5FJ-сон                                        Тошкент шаҳри ш.</w:t>
-      </w:r>
-    </w:p>
-    <w:p/>
-    <w:p>
-      <w:pPr>
-        <w:spacing w:after="0" w:line="240" w:lineRule="auto"/>
-        <w:ind w:firstLine="851"/>
-        <w:jc w:val="both"/>
-      </w:pPr>
-      <w:r>
-        <w:rPr>
-          <w:rFonts w:ascii="Times New Roman" w:hAnsi="Times New Roman" w:cs="Times New Roman"/>
-          <w:sz w:val="28"/>
-          <w:szCs w:val="28"/>
-          <w:lang w:val="uz-Cyrl-UZ"/>
-        </w:rPr>
-        <w:t xml:space="preserve">Кейинги ўринларда “Ижарага берувчи” деб номланадиган Тошкент шаҳар ҳокимияти томонидан ва кейинги ўринларда “Ижарага олувчи” деб номланадиган Юлдашева Малика («SMART OFFICE» МЧЖ) томонидан мазкур шартномани Ўзбекистон Республикаси Ягона интерактив давлат хизматлари портали орқали 2026 йил 1-июл да келиб тушган А-26-IU5FJ-сон аризага биноан тузди.</w:t>
+        <w:t xml:space="preserve">2026 йил 1-июл          А-26-PHSCZ-сон                                        Тошкент шаҳри ш.</w:t>
+      </w:r>
+    </w:p>
+    <w:p/>
+    <w:p>
+      <w:pPr>
+        <w:spacing w:after="0" w:line="240" w:lineRule="auto"/>
+        <w:ind w:firstLine="851"/>
+        <w:jc w:val="both"/>
+      </w:pPr>
+      <w:r>
+        <w:rPr>
+          <w:rFonts w:ascii="Times New Roman" w:hAnsi="Times New Roman" w:cs="Times New Roman"/>
+          <w:sz w:val="28"/>
+          <w:szCs w:val="28"/>
+          <w:lang w:val="uz-Cyrl-UZ"/>
+        </w:rPr>
+        <w:t xml:space="preserve">Кейинги ўринларда “Ижарага берувчи” деб номланадиган Тошкент шаҳар ҳокимияти томонидан ва кейинги ўринларда “Ижарага олувчи” деб номланадиган Юлдашева Малика («SMART OFFICE» МЧЖ) томонидан мазкур шартномани Ўзбекистон Республикаси Ягона интерактив давлат хизматлари портали орқали 2026 йил 1-июл да келиб тушган А-26-PHSCZ-сон аризага биноан тузди.</w:t>
       </w:r>
     </w:p>
     <w:p/>
@@ -120,7 +120,7 @@
           <w:szCs w:val="28"/>
           <w:lang w:val="uz-Cyrl-UZ"/>
         </w:rPr>
-        <w:t xml:space="preserve">1.2. Ижарага берувчи ер участкасини 2026 йил 1-июл дан 1 (бир) йил муддатга ижарага беради, Ижарага олувчи эса ўзига тегишли бўлган Тошкент шаҳрининг Мирзо-Улуғбек туманидаги Мирзо-Улуғбек тумани, Ибн Сино кўчаси, №62 манзилда жойлашган «SMART OFFICE» МЧЖ объекти (ер участкаси)га туташ ҳудуддаги кейинчалик “Ер участкаси” деб номланувчи 55 кв.м ер майдонни Офис ижараси фаолиятини ташкил этиш учун ижарага олади.</w:t>
+        <w:t xml:space="preserve">1.2. Ижарага берувчи ер участкасини 2026 йил 1-июл дан 1 (бир) йил муддатга ижарага беради, Ижарага олувчи эса ўзига тегишли бўлган Тошкент шаҳрининг Мирзо-Улуғбек туманидаги Мирзо-Улуғбек тумани, Янги ҳаёт кўчаси, №10 манзилда жойлашган «SMART OFFICE» МЧЖ объекти (ер участкаси)га туташ ҳудуддаги кейинчалик “Ер участкаси” деб номланувчи 78 кв.м ер майдонни Савдо фаолиятини ташкил этиш учун ижарага олади.</w:t>
       </w:r>
     </w:p>
     <w:p/>
@@ -257,24 +257,24 @@
           <w:szCs w:val="28"/>
           <w:lang w:val="uz-Cyrl-UZ"/>
         </w:rPr>
-        <w:t xml:space="preserve">2.5. Ер участкаси тадбиркорлик фаолиятини амалга ошириш учун берилади ва қуйидаги мақсадда фойдаланилади: Умумий овқатланиш.</w:t>
-      </w:r>
-    </w:p>
-    <w:p/>
-    <w:p>
-      <w:pPr>
-        <w:spacing w:after="0" w:line="240" w:lineRule="auto"/>
-        <w:ind w:firstLine="851"/>
-        <w:jc w:val="both"/>
-      </w:pPr>
-      <w:r>
-        <w:rPr>
-          <w:rFonts w:ascii="Times New Roman" w:hAnsi="Times New Roman" w:cs="Times New Roman"/>
-          <w:sz w:val="28"/>
-          <w:szCs w:val="28"/>
-          <w:lang w:val="uz-Cyrl-UZ"/>
-        </w:rPr>
-        <w:t xml:space="preserve">2.6. Объект жойлашган кўча тури: Оддий кўча. Кадастр рақами: 10:11:01:05:03:0115.</w:t>
+        <w:t xml:space="preserve">2.5. Ер участкаси тадбиркорлик фаолиятини амалга ошириш учун берилади ва қуйидаги мақсадда фойдаланилади: Хизмат.</w:t>
+      </w:r>
+    </w:p>
+    <w:p/>
+    <w:p>
+      <w:pPr>
+        <w:spacing w:after="0" w:line="240" w:lineRule="auto"/>
+        <w:ind w:firstLine="851"/>
+        <w:jc w:val="both"/>
+      </w:pPr>
+      <w:r>
+        <w:rPr>
+          <w:rFonts w:ascii="Times New Roman" w:hAnsi="Times New Roman" w:cs="Times New Roman"/>
+          <w:sz w:val="28"/>
+          <w:szCs w:val="28"/>
+          <w:lang w:val="uz-Cyrl-UZ"/>
+        </w:rPr>
+        <w:t xml:space="preserve">2.6. Объект жойлашган кўча тури: Ички. Кадастр рақами: 10:11:03:01:05:0115.</w:t>
       </w:r>
     </w:p>
     <w:p/>
@@ -343,7 +343,7 @@
           <w:szCs w:val="28"/>
           <w:lang w:val="uz-Cyrl-UZ"/>
         </w:rPr>
-        <w:t xml:space="preserve">3.3. Ер участкаси учун йиллик ижара тўлови 29 700 000 сўмни ташкил этади ва йиллик ижара тўлов суммасининг тенг миқдорга бўлган ҳолда ҳар ойда (ойлик 2 475 000 сўм) амалга оширилади.</w:t>
+        <w:t xml:space="preserve">3.3. Ер участкаси учун йиллик ижара тўлови 42 120 000 сўмни ташкил этади ва йиллик ижара тўлов суммасининг тенг миқдорга бўлган ҳолда ҳар ойда (ойлик 3 510 000 сўм) амалга оширилади.</w:t>
       </w:r>
     </w:p>
     <w:p/>
@@ -1153,47 +1153,6 @@
           <w:p>
             <w:pPr>
               <w:jc w:val="center"/>
-              <w:spacing w:after="0"/>
-            </w:pPr>
-            <w:r>
-              <w:drawing>
-                <wp:inline distT="0" distB="0" distL="0" distR="0">
-                  <wp:extent cx="760000" cy="760000"/>
-                  <wp:effectExtent l="0" t="0" r="0" b="0"/>
-                  <wp:docPr id="1" name="QR1"/>
-                  <wp:cNvGraphicFramePr/>
-                  <a:graphic xmlns:a="http://schemas.openxmlformats.org/drawingml/2006/main">
-                    <a:graphicData uri="http://schemas.openxmlformats.org/drawingml/2006/picture">
-                      <pic:pic xmlns:pic="http://schemas.openxmlformats.org/drawingml/2006/picture">
-                        <pic:nvPicPr>
-                          <pic:cNvPr id="1" name="QR1"/>
-                          <pic:cNvPicPr/>
-                        </pic:nvPicPr>
-                        <pic:blipFill>
-                          <a:blip r:embed="rIdImg1"/>
-                          <a:stretch>
-                            <a:fillRect/>
-                          </a:stretch>
-                        </pic:blipFill>
-                        <pic:spPr>
-                          <a:xfrm>
-                            <a:off x="0" y="0"/>
-                            <a:ext cx="760000" cy="760000"/>
-                          </a:xfrm>
-                          <a:prstGeom prst="rect">
-                            <a:avLst/>
-                          </a:prstGeom>
-                        </pic:spPr>
-                      </pic:pic>
-                    </a:graphicData>
-                  </a:graphic>
-                </wp:inline>
-              </w:drawing>
-            </w:r>
-          </w:p>
-          <w:p>
-            <w:pPr>
-              <w:jc w:val="center"/>
               <w:spacing w:after="20"/>
             </w:pPr>
             <w:r>
@@ -1203,37 +1162,7 @@
                 <w:szCs w:val="28"/>
                 <w:lang w:val="uz-Cyrl-UZ"/>
               </w:rPr>
-              <w:t xml:space="preserve">Е-ИМЗО: Ш. Каримов</w:t>
-            </w:r>
-          </w:p>
-          <w:p>
-            <w:pPr>
-              <w:jc w:val="center"/>
-              <w:spacing w:after="20"/>
-            </w:pPr>
-            <w:r>
-              <w:rPr>
-                <w:rFonts w:ascii="Times New Roman" w:hAnsi="Times New Roman" w:cs="Times New Roman"/>
-                <w:sz w:val="28"/>
-                <w:szCs w:val="28"/>
-                <w:lang w:val="uz-Cyrl-UZ"/>
-              </w:rPr>
-              <w:t xml:space="preserve">Бошқарув раиси</w:t>
-            </w:r>
-          </w:p>
-          <w:p>
-            <w:pPr>
-              <w:jc w:val="center"/>
-              <w:spacing w:after="20"/>
-            </w:pPr>
-            <w:r>
-              <w:rPr>
-                <w:rFonts w:ascii="Times New Roman" w:hAnsi="Times New Roman" w:cs="Times New Roman"/>
-                <w:sz w:val="28"/>
-                <w:szCs w:val="28"/>
-                <w:lang w:val="uz-Cyrl-UZ"/>
-              </w:rPr>
-              <w:t xml:space="preserve">16-сон, 2026-йил 1-июл</w:t>
+              <w:t xml:space="preserve">Имзо: ____________  М.Ў.</w:t>
             </w:r>
           </w:p>
         </w:tc>
@@ -1304,7 +1233,7 @@
                 <w:szCs w:val="28"/>
                 <w:lang w:val="uz-Cyrl-UZ"/>
               </w:rPr>
-              <w:t xml:space="preserve">Манзил: Мирзо-Улуғбек тумани, Ибн Сино кўчаси, №62</w:t>
+              <w:t xml:space="preserve">Манзил: Мирзо-Улуғбек тумани, Янги ҳаёт кўчаси, №10</w:t>
             </w:r>
           </w:p>
           <w:p>
@@ -1365,6 +1294,661 @@
                 <w:lang w:val="uz-Cyrl-UZ"/>
               </w:rPr>
               <w:t xml:space="preserve">Имзо: ____________</w:t>
+            </w:r>
+          </w:p>
+        </w:tc>
+      </w:tr>
+    </w:tbl>
+    <w:p>
+      <w:r>
+        <w:br w:type="page"/>
+      </w:r>
+    </w:p>
+    <w:p>
+      <w:pPr>
+        <w:spacing w:before="120" w:after="120" w:line="240" w:lineRule="auto"/>
+        <w:jc w:val="center"/>
+      </w:pPr>
+      <w:r>
+        <w:rPr>
+          <w:rFonts w:ascii="Times New Roman" w:hAnsi="Times New Roman" w:cs="Times New Roman"/>
+          <w:b/>
+          <w:bCs/>
+          <w:sz w:val="28"/>
+          <w:szCs w:val="28"/>
+          <w:lang w:val="uz-Cyrl-UZ"/>
+        </w:rPr>
+        <w:t xml:space="preserve">2026-йил “____” __________даги</w:t>
+      </w:r>
+    </w:p>
+    <w:p>
+      <w:pPr>
+        <w:spacing w:before="120" w:after="120" w:line="240" w:lineRule="auto"/>
+        <w:jc w:val="center"/>
+      </w:pPr>
+      <w:r>
+        <w:rPr>
+          <w:rFonts w:ascii="Times New Roman" w:hAnsi="Times New Roman" w:cs="Times New Roman"/>
+          <w:b/>
+          <w:bCs/>
+          <w:sz w:val="28"/>
+          <w:szCs w:val="28"/>
+          <w:lang w:val="uz-Cyrl-UZ"/>
+        </w:rPr>
+        <w:t xml:space="preserve">ART-2026-A-16-сонли шартномага</w:t>
+      </w:r>
+    </w:p>
+    <w:p>
+      <w:pPr>
+        <w:spacing w:before="120" w:after="120" w:line="240" w:lineRule="auto"/>
+        <w:jc w:val="center"/>
+      </w:pPr>
+      <w:r>
+        <w:rPr>
+          <w:rFonts w:ascii="Times New Roman" w:hAnsi="Times New Roman" w:cs="Times New Roman"/>
+          <w:b/>
+          <w:bCs/>
+          <w:sz w:val="28"/>
+          <w:szCs w:val="28"/>
+          <w:lang w:val="uz-Cyrl-UZ"/>
+        </w:rPr>
+        <w:t xml:space="preserve">ИЛОВА</w:t>
+      </w:r>
+    </w:p>
+    <w:p/>
+    <w:p>
+      <w:pPr>
+        <w:spacing w:before="120" w:after="120" w:line="240" w:lineRule="auto"/>
+        <w:jc w:val="center"/>
+      </w:pPr>
+      <w:r>
+        <w:rPr>
+          <w:rFonts w:ascii="Times New Roman" w:hAnsi="Times New Roman" w:cs="Times New Roman"/>
+          <w:b/>
+          <w:bCs/>
+          <w:sz w:val="28"/>
+          <w:szCs w:val="28"/>
+          <w:lang w:val="uz-Cyrl-UZ"/>
+        </w:rPr>
+        <w:t xml:space="preserve">Йиғимнинг қолган 80% тўлаш</w:t>
+      </w:r>
+    </w:p>
+    <w:p>
+      <w:pPr>
+        <w:spacing w:before="120" w:after="120" w:line="240" w:lineRule="auto"/>
+        <w:jc w:val="center"/>
+      </w:pPr>
+      <w:r>
+        <w:rPr>
+          <w:rFonts w:ascii="Times New Roman" w:hAnsi="Times New Roman" w:cs="Times New Roman"/>
+          <w:b/>
+          <w:bCs/>
+          <w:sz w:val="28"/>
+          <w:szCs w:val="28"/>
+          <w:lang w:val="uz-Cyrl-UZ"/>
+        </w:rPr>
+        <w:t xml:space="preserve">РЕЖА ЖАДВАЛИ</w:t>
+      </w:r>
+    </w:p>
+    <w:tbl>
+      <w:tblPr>
+        <w:tblW w:w="9000" w:type="dxa"/>
+        <w:tblBorders>
+          <w:top w:val="single" w:sz="6"/>
+          <w:left w:val="single" w:sz="6"/>
+          <w:bottom w:val="single" w:sz="6"/>
+          <w:right w:val="single" w:sz="6"/>
+          <w:insideH w:val="single" w:sz="6"/>
+          <w:insideV w:val="single" w:sz="6"/>
+        </w:tblBorders>
+      </w:tblPr>
+      <w:tblGrid>
+        <w:gridCol w:w="850"/>
+        <w:gridCol w:w="2100"/>
+        <w:gridCol w:w="6050"/>
+      </w:tblGrid>
+      <w:tr>
+        <w:tc>
+          <w:tcPr>
+            <w:tcW w:w="850" w:type="dxa"/>
+            <w:vAlign w:val="center"/>
+          </w:tcPr>
+          <w:p>
+            <w:pPr>
+              <w:spacing w:before="120" w:after="120" w:line="240" w:lineRule="auto"/>
+              <w:jc w:val="center"/>
+            </w:pPr>
+            <w:r>
+              <w:rPr>
+                <w:rFonts w:ascii="Times New Roman" w:hAnsi="Times New Roman" w:cs="Times New Roman"/>
+                <w:b/>
+                <w:bCs/>
+                <w:sz w:val="28"/>
+                <w:szCs w:val="28"/>
+                <w:lang w:val="uz-Cyrl-UZ"/>
+              </w:rPr>
+              <w:t xml:space="preserve">1.</w:t>
+            </w:r>
+          </w:p>
+        </w:tc>
+        <w:tc>
+          <w:tcPr>
+            <w:tcW w:w="2100" w:type="dxa"/>
+            <w:vAlign w:val="center"/>
+          </w:tcPr>
+          <w:p>
+            <w:pPr>
+              <w:spacing w:before="120" w:after="120" w:line="240" w:lineRule="auto"/>
+              <w:jc w:val="center"/>
+            </w:pPr>
+            <w:r>
+              <w:rPr>
+                <w:rFonts w:ascii="Times New Roman" w:hAnsi="Times New Roman" w:cs="Times New Roman"/>
+                <w:b/>
+                <w:bCs/>
+                <w:sz w:val="28"/>
+                <w:szCs w:val="28"/>
+                <w:lang w:val="uz-Cyrl-UZ"/>
+              </w:rPr>
+              <w:t xml:space="preserve">20.08.2026</w:t>
+            </w:r>
+          </w:p>
+        </w:tc>
+        <w:tc>
+          <w:tcPr>
+            <w:tcW w:w="6050" w:type="dxa"/>
+            <w:vAlign w:val="center"/>
+          </w:tcPr>
+          <w:p>
+            <w:pPr>
+              <w:spacing w:before="120" w:after="120" w:line="240" w:lineRule="auto"/>
+              <w:jc w:val="center"/>
+            </w:pPr>
+            <w:r>
+              <w:rPr>
+                <w:rFonts w:ascii="Times New Roman" w:hAnsi="Times New Roman" w:cs="Times New Roman"/>
+                <w:b/>
+                <w:bCs/>
+                <w:sz w:val="28"/>
+                <w:szCs w:val="28"/>
+                <w:lang w:val="uz-Cyrl-UZ"/>
+              </w:rPr>
+              <w:t xml:space="preserve">8 424 000.00 сўм</w:t>
+            </w:r>
+          </w:p>
+        </w:tc>
+      </w:tr>
+      <w:tr>
+        <w:tc>
+          <w:tcPr>
+            <w:tcW w:w="850" w:type="dxa"/>
+            <w:vAlign w:val="center"/>
+          </w:tcPr>
+          <w:p>
+            <w:pPr>
+              <w:spacing w:before="120" w:after="120" w:line="240" w:lineRule="auto"/>
+              <w:jc w:val="center"/>
+            </w:pPr>
+            <w:r>
+              <w:rPr>
+                <w:rFonts w:ascii="Times New Roman" w:hAnsi="Times New Roman" w:cs="Times New Roman"/>
+                <w:b/>
+                <w:bCs/>
+                <w:sz w:val="28"/>
+                <w:szCs w:val="28"/>
+                <w:lang w:val="uz-Cyrl-UZ"/>
+              </w:rPr>
+              <w:t xml:space="preserve">2.</w:t>
+            </w:r>
+          </w:p>
+        </w:tc>
+        <w:tc>
+          <w:tcPr>
+            <w:tcW w:w="2100" w:type="dxa"/>
+            <w:vAlign w:val="center"/>
+          </w:tcPr>
+          <w:p>
+            <w:pPr>
+              <w:spacing w:before="120" w:after="120" w:line="240" w:lineRule="auto"/>
+              <w:jc w:val="center"/>
+            </w:pPr>
+            <w:r>
+              <w:rPr>
+                <w:rFonts w:ascii="Times New Roman" w:hAnsi="Times New Roman" w:cs="Times New Roman"/>
+                <w:b/>
+                <w:bCs/>
+                <w:sz w:val="28"/>
+                <w:szCs w:val="28"/>
+                <w:lang w:val="uz-Cyrl-UZ"/>
+              </w:rPr>
+              <w:t xml:space="preserve">20.11.2026</w:t>
+            </w:r>
+          </w:p>
+        </w:tc>
+        <w:tc>
+          <w:tcPr>
+            <w:tcW w:w="6050" w:type="dxa"/>
+            <w:vAlign w:val="center"/>
+          </w:tcPr>
+          <w:p>
+            <w:pPr>
+              <w:spacing w:before="120" w:after="120" w:line="240" w:lineRule="auto"/>
+              <w:jc w:val="center"/>
+            </w:pPr>
+            <w:r>
+              <w:rPr>
+                <w:rFonts w:ascii="Times New Roman" w:hAnsi="Times New Roman" w:cs="Times New Roman"/>
+                <w:b/>
+                <w:bCs/>
+                <w:sz w:val="28"/>
+                <w:szCs w:val="28"/>
+                <w:lang w:val="uz-Cyrl-UZ"/>
+              </w:rPr>
+              <w:t xml:space="preserve">8 424 000.00 сўм</w:t>
+            </w:r>
+          </w:p>
+        </w:tc>
+      </w:tr>
+      <w:tr>
+        <w:tc>
+          <w:tcPr>
+            <w:tcW w:w="850" w:type="dxa"/>
+            <w:vAlign w:val="center"/>
+          </w:tcPr>
+          <w:p>
+            <w:pPr>
+              <w:spacing w:before="120" w:after="120" w:line="240" w:lineRule="auto"/>
+              <w:jc w:val="center"/>
+            </w:pPr>
+            <w:r>
+              <w:rPr>
+                <w:rFonts w:ascii="Times New Roman" w:hAnsi="Times New Roman" w:cs="Times New Roman"/>
+                <w:b/>
+                <w:bCs/>
+                <w:sz w:val="28"/>
+                <w:szCs w:val="28"/>
+                <w:lang w:val="uz-Cyrl-UZ"/>
+              </w:rPr>
+              <w:t xml:space="preserve">3.</w:t>
+            </w:r>
+          </w:p>
+        </w:tc>
+        <w:tc>
+          <w:tcPr>
+            <w:tcW w:w="2100" w:type="dxa"/>
+            <w:vAlign w:val="center"/>
+          </w:tcPr>
+          <w:p>
+            <w:pPr>
+              <w:spacing w:before="120" w:after="120" w:line="240" w:lineRule="auto"/>
+              <w:jc w:val="center"/>
+            </w:pPr>
+            <w:r>
+              <w:rPr>
+                <w:rFonts w:ascii="Times New Roman" w:hAnsi="Times New Roman" w:cs="Times New Roman"/>
+                <w:b/>
+                <w:bCs/>
+                <w:sz w:val="28"/>
+                <w:szCs w:val="28"/>
+                <w:lang w:val="uz-Cyrl-UZ"/>
+              </w:rPr>
+              <w:t xml:space="preserve">20.02.2027</w:t>
+            </w:r>
+          </w:p>
+        </w:tc>
+        <w:tc>
+          <w:tcPr>
+            <w:tcW w:w="6050" w:type="dxa"/>
+            <w:vAlign w:val="center"/>
+          </w:tcPr>
+          <w:p>
+            <w:pPr>
+              <w:spacing w:before="120" w:after="120" w:line="240" w:lineRule="auto"/>
+              <w:jc w:val="center"/>
+            </w:pPr>
+            <w:r>
+              <w:rPr>
+                <w:rFonts w:ascii="Times New Roman" w:hAnsi="Times New Roman" w:cs="Times New Roman"/>
+                <w:b/>
+                <w:bCs/>
+                <w:sz w:val="28"/>
+                <w:szCs w:val="28"/>
+                <w:lang w:val="uz-Cyrl-UZ"/>
+              </w:rPr>
+              <w:t xml:space="preserve">8 424 000.00 сўм</w:t>
+            </w:r>
+          </w:p>
+        </w:tc>
+      </w:tr>
+      <w:tr>
+        <w:tc>
+          <w:tcPr>
+            <w:tcW w:w="850" w:type="dxa"/>
+            <w:vAlign w:val="center"/>
+          </w:tcPr>
+          <w:p>
+            <w:pPr>
+              <w:spacing w:before="120" w:after="120" w:line="240" w:lineRule="auto"/>
+              <w:jc w:val="center"/>
+            </w:pPr>
+            <w:r>
+              <w:rPr>
+                <w:rFonts w:ascii="Times New Roman" w:hAnsi="Times New Roman" w:cs="Times New Roman"/>
+                <w:b/>
+                <w:bCs/>
+                <w:sz w:val="28"/>
+                <w:szCs w:val="28"/>
+                <w:lang w:val="uz-Cyrl-UZ"/>
+              </w:rPr>
+              <w:t xml:space="preserve">4.</w:t>
+            </w:r>
+          </w:p>
+        </w:tc>
+        <w:tc>
+          <w:tcPr>
+            <w:tcW w:w="2100" w:type="dxa"/>
+            <w:vAlign w:val="center"/>
+          </w:tcPr>
+          <w:p>
+            <w:pPr>
+              <w:spacing w:before="120" w:after="120" w:line="240" w:lineRule="auto"/>
+              <w:jc w:val="center"/>
+            </w:pPr>
+            <w:r>
+              <w:rPr>
+                <w:rFonts w:ascii="Times New Roman" w:hAnsi="Times New Roman" w:cs="Times New Roman"/>
+                <w:b/>
+                <w:bCs/>
+                <w:sz w:val="28"/>
+                <w:szCs w:val="28"/>
+                <w:lang w:val="uz-Cyrl-UZ"/>
+              </w:rPr>
+              <w:t xml:space="preserve">20.05.2027</w:t>
+            </w:r>
+          </w:p>
+        </w:tc>
+        <w:tc>
+          <w:tcPr>
+            <w:tcW w:w="6050" w:type="dxa"/>
+            <w:vAlign w:val="center"/>
+          </w:tcPr>
+          <w:p>
+            <w:pPr>
+              <w:spacing w:before="120" w:after="120" w:line="240" w:lineRule="auto"/>
+              <w:jc w:val="center"/>
+            </w:pPr>
+            <w:r>
+              <w:rPr>
+                <w:rFonts w:ascii="Times New Roman" w:hAnsi="Times New Roman" w:cs="Times New Roman"/>
+                <w:b/>
+                <w:bCs/>
+                <w:sz w:val="28"/>
+                <w:szCs w:val="28"/>
+                <w:lang w:val="uz-Cyrl-UZ"/>
+              </w:rPr>
+              <w:t xml:space="preserve">8 424 000.00 сўм</w:t>
+            </w:r>
+          </w:p>
+        </w:tc>
+      </w:tr>
+      <w:tr>
+        <w:tc>
+          <w:tcPr>
+            <w:tcW w:w="850" w:type="dxa"/>
+            <w:vAlign w:val="center"/>
+          </w:tcPr>
+          <w:p>
+            <w:pPr>
+              <w:spacing w:before="120" w:after="120" w:line="240" w:lineRule="auto"/>
+              <w:jc w:val="center"/>
+            </w:pPr>
+            <w:r>
+              <w:rPr>
+                <w:rFonts w:ascii="Times New Roman" w:hAnsi="Times New Roman" w:cs="Times New Roman"/>
+                <w:sz w:val="28"/>
+                <w:szCs w:val="28"/>
+                <w:lang w:val="uz-Cyrl-UZ"/>
+              </w:rPr>
+              <w:t xml:space="preserve"/>
+            </w:r>
+          </w:p>
+        </w:tc>
+        <w:tc>
+          <w:tcPr>
+            <w:tcW w:w="2100" w:type="dxa"/>
+            <w:vAlign w:val="center"/>
+          </w:tcPr>
+          <w:p>
+            <w:pPr>
+              <w:spacing w:before="120" w:after="120" w:line="240" w:lineRule="auto"/>
+              <w:jc w:val="center"/>
+            </w:pPr>
+            <w:r>
+              <w:rPr>
+                <w:rFonts w:ascii="Times New Roman" w:hAnsi="Times New Roman" w:cs="Times New Roman"/>
+                <w:b/>
+                <w:bCs/>
+                <w:sz w:val="28"/>
+                <w:szCs w:val="28"/>
+                <w:lang w:val="uz-Cyrl-UZ"/>
+              </w:rPr>
+              <w:t xml:space="preserve">Жами:</w:t>
+            </w:r>
+          </w:p>
+        </w:tc>
+        <w:tc>
+          <w:tcPr>
+            <w:tcW w:w="6050" w:type="dxa"/>
+            <w:vAlign w:val="center"/>
+          </w:tcPr>
+          <w:p>
+            <w:pPr>
+              <w:spacing w:before="120" w:after="120" w:line="240" w:lineRule="auto"/>
+              <w:jc w:val="center"/>
+            </w:pPr>
+            <w:r>
+              <w:rPr>
+                <w:rFonts w:ascii="Times New Roman" w:hAnsi="Times New Roman" w:cs="Times New Roman"/>
+                <w:b/>
+                <w:bCs/>
+                <w:sz w:val="28"/>
+                <w:szCs w:val="28"/>
+                <w:lang w:val="uz-Cyrl-UZ"/>
+              </w:rPr>
+              <w:t xml:space="preserve">33 696 000.00 сўм</w:t>
+            </w:r>
+          </w:p>
+        </w:tc>
+      </w:tr>
+    </w:tbl>
+    <w:p/>
+    <w:p/>
+    <w:tbl>
+      <w:tblPr>
+        <w:tblW w:w="9000" w:type="dxa"/>
+        <w:tblBorders>
+          <w:top w:val="single" w:sz="6"/>
+          <w:left w:val="single" w:sz="6"/>
+          <w:bottom w:val="single" w:sz="6"/>
+          <w:right w:val="single" w:sz="6"/>
+          <w:insideH w:val="single" w:sz="6"/>
+          <w:insideV w:val="single" w:sz="6"/>
+        </w:tblBorders>
+      </w:tblPr>
+      <w:tr>
+        <w:tc>
+          <w:tcPr>
+            <w:tcW w:w="4500" w:type="dxa"/>
+            <w:tcMar>
+              <w:top w:w="120" w:type="dxa"/>
+              <w:bottom w:w="120" w:type="dxa"/>
+            </w:tcMar>
+          </w:tcPr>
+          <w:p>
+            <w:pPr>
+              <w:spacing w:before="120" w:after="120" w:line="240" w:lineRule="auto"/>
+              <w:jc w:val="center"/>
+            </w:pPr>
+            <w:r>
+              <w:rPr>
+                <w:rFonts w:ascii="Times New Roman" w:hAnsi="Times New Roman" w:cs="Times New Roman"/>
+                <w:b/>
+                <w:bCs/>
+                <w:sz w:val="28"/>
+                <w:szCs w:val="28"/>
+                <w:lang w:val="uz-Cyrl-UZ"/>
+              </w:rPr>
+              <w:t xml:space="preserve">КОМПАНИЯ</w:t>
+            </w:r>
+          </w:p>
+          <w:p>
+            <w:pPr>
+              <w:spacing w:before="120" w:after="120" w:line="240" w:lineRule="auto"/>
+              <w:jc w:val="center"/>
+            </w:pPr>
+            <w:r>
+              <w:rPr>
+                <w:rFonts w:ascii="Times New Roman" w:hAnsi="Times New Roman" w:cs="Times New Roman"/>
+                <w:sz w:val="28"/>
+                <w:szCs w:val="28"/>
+                <w:lang w:val="uz-Cyrl-UZ"/>
+              </w:rPr>
+              <w:t xml:space="preserve"> </w:t>
+            </w:r>
+          </w:p>
+          <w:p>
+            <w:pPr>
+              <w:spacing w:before="120" w:after="120" w:line="240" w:lineRule="auto"/>
+              <w:jc w:val="center"/>
+            </w:pPr>
+            <w:r>
+              <w:rPr>
+                <w:rFonts w:ascii="Times New Roman" w:hAnsi="Times New Roman" w:cs="Times New Roman"/>
+                <w:sz w:val="28"/>
+                <w:szCs w:val="28"/>
+                <w:lang w:val="uz-Cyrl-UZ"/>
+              </w:rPr>
+              <w:t xml:space="preserve"> </w:t>
+            </w:r>
+          </w:p>
+          <w:p>
+            <w:pPr>
+              <w:spacing w:before="120" w:after="120" w:line="240" w:lineRule="auto"/>
+              <w:jc w:val="center"/>
+            </w:pPr>
+            <w:r>
+              <w:rPr>
+                <w:rFonts w:ascii="Times New Roman" w:hAnsi="Times New Roman" w:cs="Times New Roman"/>
+                <w:sz w:val="28"/>
+                <w:szCs w:val="28"/>
+                <w:lang w:val="uz-Cyrl-UZ"/>
+              </w:rPr>
+              <w:t xml:space="preserve">____________________________</w:t>
+            </w:r>
+          </w:p>
+          <w:p>
+            <w:pPr>
+              <w:spacing w:before="120" w:after="120" w:line="240" w:lineRule="auto"/>
+              <w:jc w:val="center"/>
+            </w:pPr>
+            <w:r>
+              <w:rPr>
+                <w:rFonts w:ascii="Times New Roman" w:hAnsi="Times New Roman" w:cs="Times New Roman"/>
+                <w:b/>
+                <w:bCs/>
+                <w:sz w:val="28"/>
+                <w:szCs w:val="28"/>
+                <w:lang w:val="uz-Cyrl-UZ"/>
+              </w:rPr>
+              <w:t xml:space="preserve">Ш. Каримов</w:t>
+            </w:r>
+          </w:p>
+        </w:tc>
+        <w:tc>
+          <w:tcPr>
+            <w:tcW w:w="4500" w:type="dxa"/>
+            <w:tcMar>
+              <w:top w:w="120" w:type="dxa"/>
+              <w:bottom w:w="120" w:type="dxa"/>
+            </w:tcMar>
+          </w:tcPr>
+          <w:p>
+            <w:pPr>
+              <w:spacing w:before="120" w:after="120" w:line="240" w:lineRule="auto"/>
+              <w:jc w:val="center"/>
+            </w:pPr>
+            <w:r>
+              <w:rPr>
+                <w:rFonts w:ascii="Times New Roman" w:hAnsi="Times New Roman" w:cs="Times New Roman"/>
+                <w:b/>
+                <w:bCs/>
+                <w:sz w:val="28"/>
+                <w:szCs w:val="28"/>
+                <w:lang w:val="uz-Cyrl-UZ"/>
+              </w:rPr>
+              <w:t xml:space="preserve">ИНВЕСТОР</w:t>
+            </w:r>
+          </w:p>
+          <w:p>
+            <w:pPr>
+              <w:spacing w:before="120" w:after="120" w:line="240" w:lineRule="auto"/>
+              <w:jc w:val="center"/>
+            </w:pPr>
+            <w:r>
+              <w:rPr>
+                <w:rFonts w:ascii="Times New Roman" w:hAnsi="Times New Roman" w:cs="Times New Roman"/>
+                <w:sz w:val="28"/>
+                <w:szCs w:val="28"/>
+                <w:lang w:val="uz-Cyrl-UZ"/>
+              </w:rPr>
+              <w:t xml:space="preserve"> </w:t>
+            </w:r>
+          </w:p>
+          <w:p>
+            <w:pPr>
+              <w:spacing w:before="120" w:after="120" w:line="240" w:lineRule="auto"/>
+              <w:jc w:val="center"/>
+            </w:pPr>
+            <w:r>
+              <w:rPr>
+                <w:rFonts w:ascii="Times New Roman" w:hAnsi="Times New Roman" w:cs="Times New Roman"/>
+                <w:sz w:val="28"/>
+                <w:szCs w:val="28"/>
+                <w:lang w:val="uz-Cyrl-UZ"/>
+              </w:rPr>
+              <w:t xml:space="preserve"> </w:t>
+            </w:r>
+          </w:p>
+          <w:p>
+            <w:pPr>
+              <w:spacing w:before="120" w:after="120" w:line="240" w:lineRule="auto"/>
+              <w:jc w:val="center"/>
+            </w:pPr>
+            <w:r>
+              <w:rPr>
+                <w:rFonts w:ascii="Times New Roman" w:hAnsi="Times New Roman" w:cs="Times New Roman"/>
+                <w:sz w:val="28"/>
+                <w:szCs w:val="28"/>
+                <w:lang w:val="uz-Cyrl-UZ"/>
+              </w:rPr>
+              <w:t xml:space="preserve">____________________________</w:t>
+            </w:r>
+          </w:p>
+          <w:p>
+            <w:pPr>
+              <w:spacing w:before="120" w:after="120" w:line="240" w:lineRule="auto"/>
+              <w:jc w:val="center"/>
+            </w:pPr>
+            <w:r>
+              <w:rPr>
+                <w:rFonts w:ascii="Times New Roman" w:hAnsi="Times New Roman" w:cs="Times New Roman"/>
+                <w:b/>
+                <w:bCs/>
+                <w:sz w:val="28"/>
+                <w:szCs w:val="28"/>
+                <w:lang w:val="uz-Cyrl-UZ"/>
+              </w:rPr>
+              <w:t xml:space="preserve">Юлдашева Малика</w:t>
             </w:r>
           </w:p>
         </w:tc>

--- a/public/uploads/contracts/draft-16.docx
+++ b/public/uploads/contracts/draft-16.docx
@@ -1162,7 +1162,93 @@
                 <w:szCs w:val="28"/>
                 <w:lang w:val="uz-Cyrl-UZ"/>
               </w:rPr>
-              <w:t xml:space="preserve">Имзо: ____________  М.Ў.</w:t>
+              <w:t xml:space="preserve">Имзо:</w:t>
+            </w:r>
+          </w:p>
+          <w:p>
+            <w:pPr>
+              <w:jc w:val="center"/>
+              <w:spacing w:after="0"/>
+            </w:pPr>
+            <w:r>
+              <w:drawing>
+                <wp:inline distT="0" distB="0" distL="0" distR="0">
+                  <wp:extent cx="760000" cy="760000"/>
+                  <wp:effectExtent l="0" t="0" r="0" b="0"/>
+                  <wp:docPr id="1" name="QR1"/>
+                  <wp:cNvGraphicFramePr/>
+                  <a:graphic xmlns:a="http://schemas.openxmlformats.org/drawingml/2006/main">
+                    <a:graphicData uri="http://schemas.openxmlformats.org/drawingml/2006/picture">
+                      <pic:pic xmlns:pic="http://schemas.openxmlformats.org/drawingml/2006/picture">
+                        <pic:nvPicPr>
+                          <pic:cNvPr id="1" name="QR1"/>
+                          <pic:cNvPicPr/>
+                        </pic:nvPicPr>
+                        <pic:blipFill>
+                          <a:blip r:embed="rIdImg1"/>
+                          <a:stretch>
+                            <a:fillRect/>
+                          </a:stretch>
+                        </pic:blipFill>
+                        <pic:spPr>
+                          <a:xfrm>
+                            <a:off x="0" y="0"/>
+                            <a:ext cx="760000" cy="760000"/>
+                          </a:xfrm>
+                          <a:prstGeom prst="rect">
+                            <a:avLst/>
+                          </a:prstGeom>
+                        </pic:spPr>
+                      </pic:pic>
+                    </a:graphicData>
+                  </a:graphic>
+                </wp:inline>
+              </w:drawing>
+            </w:r>
+          </w:p>
+          <w:p>
+            <w:pPr>
+              <w:jc w:val="center"/>
+              <w:spacing w:after="20"/>
+            </w:pPr>
+            <w:r>
+              <w:rPr>
+                <w:rFonts w:ascii="Times New Roman" w:hAnsi="Times New Roman" w:cs="Times New Roman"/>
+                <w:sz w:val="28"/>
+                <w:szCs w:val="28"/>
+                <w:lang w:val="uz-Cyrl-UZ"/>
+              </w:rPr>
+              <w:t xml:space="preserve">Е-ИМЗО: Ш. Каримов</w:t>
+            </w:r>
+          </w:p>
+          <w:p>
+            <w:pPr>
+              <w:jc w:val="center"/>
+              <w:spacing w:after="20"/>
+            </w:pPr>
+            <w:r>
+              <w:rPr>
+                <w:rFonts w:ascii="Times New Roman" w:hAnsi="Times New Roman" w:cs="Times New Roman"/>
+                <w:sz w:val="28"/>
+                <w:szCs w:val="28"/>
+                <w:lang w:val="uz-Cyrl-UZ"/>
+              </w:rPr>
+              <w:t xml:space="preserve">Бошқарув раиси</w:t>
+            </w:r>
+          </w:p>
+          <w:p>
+            <w:pPr>
+              <w:jc w:val="center"/>
+              <w:spacing w:after="20"/>
+            </w:pPr>
+            <w:r>
+              <w:rPr>
+                <w:rFonts w:ascii="Times New Roman" w:hAnsi="Times New Roman" w:cs="Times New Roman"/>
+                <w:sz w:val="28"/>
+                <w:szCs w:val="28"/>
+                <w:lang w:val="uz-Cyrl-UZ"/>
+              </w:rPr>
+              <w:t xml:space="preserve">16-сон, 2026-йил 8-июн</w:t>
             </w:r>
           </w:p>
         </w:tc>
@@ -1335,7 +1421,7 @@
           <w:szCs w:val="28"/>
           <w:lang w:val="uz-Cyrl-UZ"/>
         </w:rPr>
-        <w:t xml:space="preserve">ART-2026-A-16-сонли шартномага</w:t>
+        <w:t xml:space="preserve">А-26-PHSCZ-сонли шартномага</w:t>
       </w:r>
     </w:p>
     <w:p>
@@ -1370,7 +1456,7 @@
           <w:szCs w:val="28"/>
           <w:lang w:val="uz-Cyrl-UZ"/>
         </w:rPr>
-        <w:t xml:space="preserve">Йиғимнинг қолган 80% тўлаш</w:t>
+        <w:t xml:space="preserve">Шартноманинг бир йиллик тўлов</w:t>
       </w:r>
     </w:p>
     <w:p>
@@ -1473,7 +1559,7 @@
                 <w:szCs w:val="28"/>
                 <w:lang w:val="uz-Cyrl-UZ"/>
               </w:rPr>
-              <w:t xml:space="preserve">8 424 000.00 сўм</w:t>
+              <w:t xml:space="preserve">3 510 000.00 сўм</w:t>
             </w:r>
           </w:p>
         </w:tc>
@@ -1521,7 +1607,7 @@
                 <w:szCs w:val="28"/>
                 <w:lang w:val="uz-Cyrl-UZ"/>
               </w:rPr>
-              <w:t xml:space="preserve">20.11.2026</w:t>
+              <w:t xml:space="preserve">20.09.2026</w:t>
             </w:r>
           </w:p>
         </w:tc>
@@ -1544,7 +1630,7 @@
                 <w:szCs w:val="28"/>
                 <w:lang w:val="uz-Cyrl-UZ"/>
               </w:rPr>
-              <w:t xml:space="preserve">8 424 000.00 сўм</w:t>
+              <w:t xml:space="preserve">3 510 000.00 сўм</w:t>
             </w:r>
           </w:p>
         </w:tc>
@@ -1592,7 +1678,7 @@
                 <w:szCs w:val="28"/>
                 <w:lang w:val="uz-Cyrl-UZ"/>
               </w:rPr>
-              <w:t xml:space="preserve">20.02.2027</w:t>
+              <w:t xml:space="preserve">20.10.2026</w:t>
             </w:r>
           </w:p>
         </w:tc>
@@ -1615,7 +1701,7 @@
                 <w:szCs w:val="28"/>
                 <w:lang w:val="uz-Cyrl-UZ"/>
               </w:rPr>
-              <w:t xml:space="preserve">8 424 000.00 сўм</w:t>
+              <w:t xml:space="preserve">3 510 000.00 сўм</w:t>
             </w:r>
           </w:p>
         </w:tc>
@@ -1663,7 +1749,7 @@
                 <w:szCs w:val="28"/>
                 <w:lang w:val="uz-Cyrl-UZ"/>
               </w:rPr>
-              <w:t xml:space="preserve">20.05.2027</w:t>
+              <w:t xml:space="preserve">20.11.2026</w:t>
             </w:r>
           </w:p>
         </w:tc>
@@ -1686,7 +1772,7 @@
                 <w:szCs w:val="28"/>
                 <w:lang w:val="uz-Cyrl-UZ"/>
               </w:rPr>
-              <w:t xml:space="preserve">8 424 000.00 сўм</w:t>
+              <w:t xml:space="preserve">3 510 000.00 сўм</w:t>
             </w:r>
           </w:p>
         </w:tc>
@@ -1705,6 +1791,574 @@
             <w:r>
               <w:rPr>
                 <w:rFonts w:ascii="Times New Roman" w:hAnsi="Times New Roman" w:cs="Times New Roman"/>
+                <w:b/>
+                <w:bCs/>
+                <w:sz w:val="28"/>
+                <w:szCs w:val="28"/>
+                <w:lang w:val="uz-Cyrl-UZ"/>
+              </w:rPr>
+              <w:t xml:space="preserve">5.</w:t>
+            </w:r>
+          </w:p>
+        </w:tc>
+        <w:tc>
+          <w:tcPr>
+            <w:tcW w:w="2100" w:type="dxa"/>
+            <w:vAlign w:val="center"/>
+          </w:tcPr>
+          <w:p>
+            <w:pPr>
+              <w:spacing w:before="120" w:after="120" w:line="240" w:lineRule="auto"/>
+              <w:jc w:val="center"/>
+            </w:pPr>
+            <w:r>
+              <w:rPr>
+                <w:rFonts w:ascii="Times New Roman" w:hAnsi="Times New Roman" w:cs="Times New Roman"/>
+                <w:b/>
+                <w:bCs/>
+                <w:sz w:val="28"/>
+                <w:szCs w:val="28"/>
+                <w:lang w:val="uz-Cyrl-UZ"/>
+              </w:rPr>
+              <w:t xml:space="preserve">20.12.2026</w:t>
+            </w:r>
+          </w:p>
+        </w:tc>
+        <w:tc>
+          <w:tcPr>
+            <w:tcW w:w="6050" w:type="dxa"/>
+            <w:vAlign w:val="center"/>
+          </w:tcPr>
+          <w:p>
+            <w:pPr>
+              <w:spacing w:before="120" w:after="120" w:line="240" w:lineRule="auto"/>
+              <w:jc w:val="center"/>
+            </w:pPr>
+            <w:r>
+              <w:rPr>
+                <w:rFonts w:ascii="Times New Roman" w:hAnsi="Times New Roman" w:cs="Times New Roman"/>
+                <w:b/>
+                <w:bCs/>
+                <w:sz w:val="28"/>
+                <w:szCs w:val="28"/>
+                <w:lang w:val="uz-Cyrl-UZ"/>
+              </w:rPr>
+              <w:t xml:space="preserve">3 510 000.00 сўм</w:t>
+            </w:r>
+          </w:p>
+        </w:tc>
+      </w:tr>
+      <w:tr>
+        <w:tc>
+          <w:tcPr>
+            <w:tcW w:w="850" w:type="dxa"/>
+            <w:vAlign w:val="center"/>
+          </w:tcPr>
+          <w:p>
+            <w:pPr>
+              <w:spacing w:before="120" w:after="120" w:line="240" w:lineRule="auto"/>
+              <w:jc w:val="center"/>
+            </w:pPr>
+            <w:r>
+              <w:rPr>
+                <w:rFonts w:ascii="Times New Roman" w:hAnsi="Times New Roman" w:cs="Times New Roman"/>
+                <w:b/>
+                <w:bCs/>
+                <w:sz w:val="28"/>
+                <w:szCs w:val="28"/>
+                <w:lang w:val="uz-Cyrl-UZ"/>
+              </w:rPr>
+              <w:t xml:space="preserve">6.</w:t>
+            </w:r>
+          </w:p>
+        </w:tc>
+        <w:tc>
+          <w:tcPr>
+            <w:tcW w:w="2100" w:type="dxa"/>
+            <w:vAlign w:val="center"/>
+          </w:tcPr>
+          <w:p>
+            <w:pPr>
+              <w:spacing w:before="120" w:after="120" w:line="240" w:lineRule="auto"/>
+              <w:jc w:val="center"/>
+            </w:pPr>
+            <w:r>
+              <w:rPr>
+                <w:rFonts w:ascii="Times New Roman" w:hAnsi="Times New Roman" w:cs="Times New Roman"/>
+                <w:b/>
+                <w:bCs/>
+                <w:sz w:val="28"/>
+                <w:szCs w:val="28"/>
+                <w:lang w:val="uz-Cyrl-UZ"/>
+              </w:rPr>
+              <w:t xml:space="preserve">20.01.2027</w:t>
+            </w:r>
+          </w:p>
+        </w:tc>
+        <w:tc>
+          <w:tcPr>
+            <w:tcW w:w="6050" w:type="dxa"/>
+            <w:vAlign w:val="center"/>
+          </w:tcPr>
+          <w:p>
+            <w:pPr>
+              <w:spacing w:before="120" w:after="120" w:line="240" w:lineRule="auto"/>
+              <w:jc w:val="center"/>
+            </w:pPr>
+            <w:r>
+              <w:rPr>
+                <w:rFonts w:ascii="Times New Roman" w:hAnsi="Times New Roman" w:cs="Times New Roman"/>
+                <w:b/>
+                <w:bCs/>
+                <w:sz w:val="28"/>
+                <w:szCs w:val="28"/>
+                <w:lang w:val="uz-Cyrl-UZ"/>
+              </w:rPr>
+              <w:t xml:space="preserve">3 510 000.00 сўм</w:t>
+            </w:r>
+          </w:p>
+        </w:tc>
+      </w:tr>
+      <w:tr>
+        <w:tc>
+          <w:tcPr>
+            <w:tcW w:w="850" w:type="dxa"/>
+            <w:vAlign w:val="center"/>
+          </w:tcPr>
+          <w:p>
+            <w:pPr>
+              <w:spacing w:before="120" w:after="120" w:line="240" w:lineRule="auto"/>
+              <w:jc w:val="center"/>
+            </w:pPr>
+            <w:r>
+              <w:rPr>
+                <w:rFonts w:ascii="Times New Roman" w:hAnsi="Times New Roman" w:cs="Times New Roman"/>
+                <w:b/>
+                <w:bCs/>
+                <w:sz w:val="28"/>
+                <w:szCs w:val="28"/>
+                <w:lang w:val="uz-Cyrl-UZ"/>
+              </w:rPr>
+              <w:t xml:space="preserve">7.</w:t>
+            </w:r>
+          </w:p>
+        </w:tc>
+        <w:tc>
+          <w:tcPr>
+            <w:tcW w:w="2100" w:type="dxa"/>
+            <w:vAlign w:val="center"/>
+          </w:tcPr>
+          <w:p>
+            <w:pPr>
+              <w:spacing w:before="120" w:after="120" w:line="240" w:lineRule="auto"/>
+              <w:jc w:val="center"/>
+            </w:pPr>
+            <w:r>
+              <w:rPr>
+                <w:rFonts w:ascii="Times New Roman" w:hAnsi="Times New Roman" w:cs="Times New Roman"/>
+                <w:b/>
+                <w:bCs/>
+                <w:sz w:val="28"/>
+                <w:szCs w:val="28"/>
+                <w:lang w:val="uz-Cyrl-UZ"/>
+              </w:rPr>
+              <w:t xml:space="preserve">20.02.2027</w:t>
+            </w:r>
+          </w:p>
+        </w:tc>
+        <w:tc>
+          <w:tcPr>
+            <w:tcW w:w="6050" w:type="dxa"/>
+            <w:vAlign w:val="center"/>
+          </w:tcPr>
+          <w:p>
+            <w:pPr>
+              <w:spacing w:before="120" w:after="120" w:line="240" w:lineRule="auto"/>
+              <w:jc w:val="center"/>
+            </w:pPr>
+            <w:r>
+              <w:rPr>
+                <w:rFonts w:ascii="Times New Roman" w:hAnsi="Times New Roman" w:cs="Times New Roman"/>
+                <w:b/>
+                <w:bCs/>
+                <w:sz w:val="28"/>
+                <w:szCs w:val="28"/>
+                <w:lang w:val="uz-Cyrl-UZ"/>
+              </w:rPr>
+              <w:t xml:space="preserve">3 510 000.00 сўм</w:t>
+            </w:r>
+          </w:p>
+        </w:tc>
+      </w:tr>
+      <w:tr>
+        <w:tc>
+          <w:tcPr>
+            <w:tcW w:w="850" w:type="dxa"/>
+            <w:vAlign w:val="center"/>
+          </w:tcPr>
+          <w:p>
+            <w:pPr>
+              <w:spacing w:before="120" w:after="120" w:line="240" w:lineRule="auto"/>
+              <w:jc w:val="center"/>
+            </w:pPr>
+            <w:r>
+              <w:rPr>
+                <w:rFonts w:ascii="Times New Roman" w:hAnsi="Times New Roman" w:cs="Times New Roman"/>
+                <w:b/>
+                <w:bCs/>
+                <w:sz w:val="28"/>
+                <w:szCs w:val="28"/>
+                <w:lang w:val="uz-Cyrl-UZ"/>
+              </w:rPr>
+              <w:t xml:space="preserve">8.</w:t>
+            </w:r>
+          </w:p>
+        </w:tc>
+        <w:tc>
+          <w:tcPr>
+            <w:tcW w:w="2100" w:type="dxa"/>
+            <w:vAlign w:val="center"/>
+          </w:tcPr>
+          <w:p>
+            <w:pPr>
+              <w:spacing w:before="120" w:after="120" w:line="240" w:lineRule="auto"/>
+              <w:jc w:val="center"/>
+            </w:pPr>
+            <w:r>
+              <w:rPr>
+                <w:rFonts w:ascii="Times New Roman" w:hAnsi="Times New Roman" w:cs="Times New Roman"/>
+                <w:b/>
+                <w:bCs/>
+                <w:sz w:val="28"/>
+                <w:szCs w:val="28"/>
+                <w:lang w:val="uz-Cyrl-UZ"/>
+              </w:rPr>
+              <w:t xml:space="preserve">20.03.2027</w:t>
+            </w:r>
+          </w:p>
+        </w:tc>
+        <w:tc>
+          <w:tcPr>
+            <w:tcW w:w="6050" w:type="dxa"/>
+            <w:vAlign w:val="center"/>
+          </w:tcPr>
+          <w:p>
+            <w:pPr>
+              <w:spacing w:before="120" w:after="120" w:line="240" w:lineRule="auto"/>
+              <w:jc w:val="center"/>
+            </w:pPr>
+            <w:r>
+              <w:rPr>
+                <w:rFonts w:ascii="Times New Roman" w:hAnsi="Times New Roman" w:cs="Times New Roman"/>
+                <w:b/>
+                <w:bCs/>
+                <w:sz w:val="28"/>
+                <w:szCs w:val="28"/>
+                <w:lang w:val="uz-Cyrl-UZ"/>
+              </w:rPr>
+              <w:t xml:space="preserve">3 510 000.00 сўм</w:t>
+            </w:r>
+          </w:p>
+        </w:tc>
+      </w:tr>
+      <w:tr>
+        <w:tc>
+          <w:tcPr>
+            <w:tcW w:w="850" w:type="dxa"/>
+            <w:vAlign w:val="center"/>
+          </w:tcPr>
+          <w:p>
+            <w:pPr>
+              <w:spacing w:before="120" w:after="120" w:line="240" w:lineRule="auto"/>
+              <w:jc w:val="center"/>
+            </w:pPr>
+            <w:r>
+              <w:rPr>
+                <w:rFonts w:ascii="Times New Roman" w:hAnsi="Times New Roman" w:cs="Times New Roman"/>
+                <w:b/>
+                <w:bCs/>
+                <w:sz w:val="28"/>
+                <w:szCs w:val="28"/>
+                <w:lang w:val="uz-Cyrl-UZ"/>
+              </w:rPr>
+              <w:t xml:space="preserve">9.</w:t>
+            </w:r>
+          </w:p>
+        </w:tc>
+        <w:tc>
+          <w:tcPr>
+            <w:tcW w:w="2100" w:type="dxa"/>
+            <w:vAlign w:val="center"/>
+          </w:tcPr>
+          <w:p>
+            <w:pPr>
+              <w:spacing w:before="120" w:after="120" w:line="240" w:lineRule="auto"/>
+              <w:jc w:val="center"/>
+            </w:pPr>
+            <w:r>
+              <w:rPr>
+                <w:rFonts w:ascii="Times New Roman" w:hAnsi="Times New Roman" w:cs="Times New Roman"/>
+                <w:b/>
+                <w:bCs/>
+                <w:sz w:val="28"/>
+                <w:szCs w:val="28"/>
+                <w:lang w:val="uz-Cyrl-UZ"/>
+              </w:rPr>
+              <w:t xml:space="preserve">20.04.2027</w:t>
+            </w:r>
+          </w:p>
+        </w:tc>
+        <w:tc>
+          <w:tcPr>
+            <w:tcW w:w="6050" w:type="dxa"/>
+            <w:vAlign w:val="center"/>
+          </w:tcPr>
+          <w:p>
+            <w:pPr>
+              <w:spacing w:before="120" w:after="120" w:line="240" w:lineRule="auto"/>
+              <w:jc w:val="center"/>
+            </w:pPr>
+            <w:r>
+              <w:rPr>
+                <w:rFonts w:ascii="Times New Roman" w:hAnsi="Times New Roman" w:cs="Times New Roman"/>
+                <w:b/>
+                <w:bCs/>
+                <w:sz w:val="28"/>
+                <w:szCs w:val="28"/>
+                <w:lang w:val="uz-Cyrl-UZ"/>
+              </w:rPr>
+              <w:t xml:space="preserve">3 510 000.00 сўм</w:t>
+            </w:r>
+          </w:p>
+        </w:tc>
+      </w:tr>
+      <w:tr>
+        <w:tc>
+          <w:tcPr>
+            <w:tcW w:w="850" w:type="dxa"/>
+            <w:vAlign w:val="center"/>
+          </w:tcPr>
+          <w:p>
+            <w:pPr>
+              <w:spacing w:before="120" w:after="120" w:line="240" w:lineRule="auto"/>
+              <w:jc w:val="center"/>
+            </w:pPr>
+            <w:r>
+              <w:rPr>
+                <w:rFonts w:ascii="Times New Roman" w:hAnsi="Times New Roman" w:cs="Times New Roman"/>
+                <w:b/>
+                <w:bCs/>
+                <w:sz w:val="28"/>
+                <w:szCs w:val="28"/>
+                <w:lang w:val="uz-Cyrl-UZ"/>
+              </w:rPr>
+              <w:t xml:space="preserve">10.</w:t>
+            </w:r>
+          </w:p>
+        </w:tc>
+        <w:tc>
+          <w:tcPr>
+            <w:tcW w:w="2100" w:type="dxa"/>
+            <w:vAlign w:val="center"/>
+          </w:tcPr>
+          <w:p>
+            <w:pPr>
+              <w:spacing w:before="120" w:after="120" w:line="240" w:lineRule="auto"/>
+              <w:jc w:val="center"/>
+            </w:pPr>
+            <w:r>
+              <w:rPr>
+                <w:rFonts w:ascii="Times New Roman" w:hAnsi="Times New Roman" w:cs="Times New Roman"/>
+                <w:b/>
+                <w:bCs/>
+                <w:sz w:val="28"/>
+                <w:szCs w:val="28"/>
+                <w:lang w:val="uz-Cyrl-UZ"/>
+              </w:rPr>
+              <w:t xml:space="preserve">20.05.2027</w:t>
+            </w:r>
+          </w:p>
+        </w:tc>
+        <w:tc>
+          <w:tcPr>
+            <w:tcW w:w="6050" w:type="dxa"/>
+            <w:vAlign w:val="center"/>
+          </w:tcPr>
+          <w:p>
+            <w:pPr>
+              <w:spacing w:before="120" w:after="120" w:line="240" w:lineRule="auto"/>
+              <w:jc w:val="center"/>
+            </w:pPr>
+            <w:r>
+              <w:rPr>
+                <w:rFonts w:ascii="Times New Roman" w:hAnsi="Times New Roman" w:cs="Times New Roman"/>
+                <w:b/>
+                <w:bCs/>
+                <w:sz w:val="28"/>
+                <w:szCs w:val="28"/>
+                <w:lang w:val="uz-Cyrl-UZ"/>
+              </w:rPr>
+              <w:t xml:space="preserve">3 510 000.00 сўм</w:t>
+            </w:r>
+          </w:p>
+        </w:tc>
+      </w:tr>
+      <w:tr>
+        <w:tc>
+          <w:tcPr>
+            <w:tcW w:w="850" w:type="dxa"/>
+            <w:vAlign w:val="center"/>
+          </w:tcPr>
+          <w:p>
+            <w:pPr>
+              <w:spacing w:before="120" w:after="120" w:line="240" w:lineRule="auto"/>
+              <w:jc w:val="center"/>
+            </w:pPr>
+            <w:r>
+              <w:rPr>
+                <w:rFonts w:ascii="Times New Roman" w:hAnsi="Times New Roman" w:cs="Times New Roman"/>
+                <w:b/>
+                <w:bCs/>
+                <w:sz w:val="28"/>
+                <w:szCs w:val="28"/>
+                <w:lang w:val="uz-Cyrl-UZ"/>
+              </w:rPr>
+              <w:t xml:space="preserve">11.</w:t>
+            </w:r>
+          </w:p>
+        </w:tc>
+        <w:tc>
+          <w:tcPr>
+            <w:tcW w:w="2100" w:type="dxa"/>
+            <w:vAlign w:val="center"/>
+          </w:tcPr>
+          <w:p>
+            <w:pPr>
+              <w:spacing w:before="120" w:after="120" w:line="240" w:lineRule="auto"/>
+              <w:jc w:val="center"/>
+            </w:pPr>
+            <w:r>
+              <w:rPr>
+                <w:rFonts w:ascii="Times New Roman" w:hAnsi="Times New Roman" w:cs="Times New Roman"/>
+                <w:b/>
+                <w:bCs/>
+                <w:sz w:val="28"/>
+                <w:szCs w:val="28"/>
+                <w:lang w:val="uz-Cyrl-UZ"/>
+              </w:rPr>
+              <w:t xml:space="preserve">20.06.2027</w:t>
+            </w:r>
+          </w:p>
+        </w:tc>
+        <w:tc>
+          <w:tcPr>
+            <w:tcW w:w="6050" w:type="dxa"/>
+            <w:vAlign w:val="center"/>
+          </w:tcPr>
+          <w:p>
+            <w:pPr>
+              <w:spacing w:before="120" w:after="120" w:line="240" w:lineRule="auto"/>
+              <w:jc w:val="center"/>
+            </w:pPr>
+            <w:r>
+              <w:rPr>
+                <w:rFonts w:ascii="Times New Roman" w:hAnsi="Times New Roman" w:cs="Times New Roman"/>
+                <w:b/>
+                <w:bCs/>
+                <w:sz w:val="28"/>
+                <w:szCs w:val="28"/>
+                <w:lang w:val="uz-Cyrl-UZ"/>
+              </w:rPr>
+              <w:t xml:space="preserve">3 510 000.00 сўм</w:t>
+            </w:r>
+          </w:p>
+        </w:tc>
+      </w:tr>
+      <w:tr>
+        <w:tc>
+          <w:tcPr>
+            <w:tcW w:w="850" w:type="dxa"/>
+            <w:vAlign w:val="center"/>
+          </w:tcPr>
+          <w:p>
+            <w:pPr>
+              <w:spacing w:before="120" w:after="120" w:line="240" w:lineRule="auto"/>
+              <w:jc w:val="center"/>
+            </w:pPr>
+            <w:r>
+              <w:rPr>
+                <w:rFonts w:ascii="Times New Roman" w:hAnsi="Times New Roman" w:cs="Times New Roman"/>
+                <w:b/>
+                <w:bCs/>
+                <w:sz w:val="28"/>
+                <w:szCs w:val="28"/>
+                <w:lang w:val="uz-Cyrl-UZ"/>
+              </w:rPr>
+              <w:t xml:space="preserve">12.</w:t>
+            </w:r>
+          </w:p>
+        </w:tc>
+        <w:tc>
+          <w:tcPr>
+            <w:tcW w:w="2100" w:type="dxa"/>
+            <w:vAlign w:val="center"/>
+          </w:tcPr>
+          <w:p>
+            <w:pPr>
+              <w:spacing w:before="120" w:after="120" w:line="240" w:lineRule="auto"/>
+              <w:jc w:val="center"/>
+            </w:pPr>
+            <w:r>
+              <w:rPr>
+                <w:rFonts w:ascii="Times New Roman" w:hAnsi="Times New Roman" w:cs="Times New Roman"/>
+                <w:b/>
+                <w:bCs/>
+                <w:sz w:val="28"/>
+                <w:szCs w:val="28"/>
+                <w:lang w:val="uz-Cyrl-UZ"/>
+              </w:rPr>
+              <w:t xml:space="preserve">20.07.2027</w:t>
+            </w:r>
+          </w:p>
+        </w:tc>
+        <w:tc>
+          <w:tcPr>
+            <w:tcW w:w="6050" w:type="dxa"/>
+            <w:vAlign w:val="center"/>
+          </w:tcPr>
+          <w:p>
+            <w:pPr>
+              <w:spacing w:before="120" w:after="120" w:line="240" w:lineRule="auto"/>
+              <w:jc w:val="center"/>
+            </w:pPr>
+            <w:r>
+              <w:rPr>
+                <w:rFonts w:ascii="Times New Roman" w:hAnsi="Times New Roman" w:cs="Times New Roman"/>
+                <w:b/>
+                <w:bCs/>
+                <w:sz w:val="28"/>
+                <w:szCs w:val="28"/>
+                <w:lang w:val="uz-Cyrl-UZ"/>
+              </w:rPr>
+              <w:t xml:space="preserve">3 510 000.00 сўм</w:t>
+            </w:r>
+          </w:p>
+        </w:tc>
+      </w:tr>
+      <w:tr>
+        <w:tc>
+          <w:tcPr>
+            <w:tcW w:w="850" w:type="dxa"/>
+            <w:vAlign w:val="center"/>
+          </w:tcPr>
+          <w:p>
+            <w:pPr>
+              <w:spacing w:before="120" w:after="120" w:line="240" w:lineRule="auto"/>
+              <w:jc w:val="center"/>
+            </w:pPr>
+            <w:r>
+              <w:rPr>
+                <w:rFonts w:ascii="Times New Roman" w:hAnsi="Times New Roman" w:cs="Times New Roman"/>
                 <w:sz w:val="28"/>
                 <w:szCs w:val="28"/>
                 <w:lang w:val="uz-Cyrl-UZ"/>
@@ -1755,7 +2409,7 @@
                 <w:szCs w:val="28"/>
                 <w:lang w:val="uz-Cyrl-UZ"/>
               </w:rPr>
-              <w:t xml:space="preserve">33 696 000.00 сўм</w:t>
+              <w:t xml:space="preserve">42 120 000.00 сўм</w:t>
             </w:r>
           </w:p>
         </w:tc>
@@ -1860,7 +2514,7 @@
                 <w:szCs w:val="28"/>
                 <w:lang w:val="uz-Cyrl-UZ"/>
               </w:rPr>
-              <w:t xml:space="preserve">Ш. Каримов</w:t>
+              <w:t xml:space="preserve">Каримов Шавкат</w:t>
             </w:r>
           </w:p>
         </w:tc>
